--- a/NUEVO FISERV/DigitizationNotification/Doc Técnico Fiserv - DigitizationNotification.docx
+++ b/NUEVO FISERV/DigitizationNotification/Doc Técnico Fiserv - DigitizationNotification.docx
@@ -1297,7 +1297,7 @@
           <w:sz w:val="16"/>
           <w:szCs w:val="16"/>
         </w:rPr>
-        <w:t>}</w:t>
+        <w:t>},</w:t>
       </w:r>
     </w:p>
     <w:p>
@@ -4036,53 +4036,6 @@
           <w:lang w:val="es-MX" w:eastAsia="zh-CN" w:bidi="hi-IN"/>
         </w:rPr>
         <w:t>"decisionMadeBy": "ELIGIBILITY_REQUEST",</w:t>
-      </w:r>
-    </w:p>
-    <w:p>
-      <w:pPr>
-        <w:pStyle w:val="BodyText"/>
-        <w:widowControl/>
-        <w:suppressAutoHyphens w:val="true"/>
-        <w:bidi w:val="0"/>
-        <w:spacing w:lineRule="exact" w:line="170" w:before="0" w:after="0"/>
-        <w:ind w:hanging="0" w:start="709" w:end="0"/>
-        <w:jc w:val="start"/>
-        <w:rPr>
-          <w:rFonts w:ascii="Courier New" w:hAnsi="Courier New" w:eastAsia="NSimSun" w:cs="Arial"/>
-          <w:b/>
-          <w:bCs/>
-          <w:color w:val="000000"/>
-          <w:kern w:val="2"/>
-          <w:sz w:val="16"/>
-          <w:szCs w:val="16"/>
-          <w:lang w:val="es-MX" w:eastAsia="zh-CN" w:bidi="hi-IN"/>
-        </w:rPr>
-      </w:pPr>
-      <w:r>
-        <w:rPr>
-          <w:rFonts w:eastAsia="NSimSun" w:cs="Arial" w:ascii="Courier New" w:hAnsi="Courier New"/>
-          <w:b/>
-          <w:bCs/>
-          <w:color w:val="000000"/>
-          <w:kern w:val="2"/>
-          <w:sz w:val="16"/>
-          <w:szCs w:val="16"/>
-          <w:lang w:val="es-MX" w:eastAsia="zh-CN" w:bidi="hi-IN"/>
-        </w:rPr>
-        <w:t xml:space="preserve">                </w:t>
-      </w:r>
-      <w:r>
-        <w:rPr>
-          <w:rFonts w:eastAsia="NSimSun" w:cs="Arial" w:ascii="Courier New" w:hAnsi="Courier New"/>
-          <w:b/>
-          <w:bCs/>
-          <w:color w:val="000000"/>
-          <w:kern w:val="2"/>
-          <w:sz w:val="16"/>
-          <w:szCs w:val="16"/>
-          <w:lang w:val="es-MX" w:eastAsia="zh-CN" w:bidi="hi-IN"/>
-        </w:rPr>
-        <w:t>"lastActionEntity": "TOKEN_REQUESTOR",</w:t>
       </w:r>
     </w:p>
     <w:p>
@@ -7677,8 +7630,8 @@
       <w:tblGrid>
         <w:gridCol w:w="2318"/>
         <w:gridCol w:w="3518"/>
-        <w:gridCol w:w="2664"/>
-        <w:gridCol w:w="1471"/>
+        <w:gridCol w:w="2665"/>
+        <w:gridCol w:w="1470"/>
       </w:tblGrid>
       <w:tr>
         <w:trPr/>
@@ -7758,7 +7711,7 @@
         </w:tc>
         <w:tc>
           <w:tcPr>
-            <w:tcW w:w="2664" w:type="dxa"/>
+            <w:tcW w:w="2665" w:type="dxa"/>
             <w:tcBorders>
               <w:top w:val="single" w:sz="4" w:space="0" w:color="000000"/>
               <w:start w:val="single" w:sz="4" w:space="0" w:color="000000"/>
@@ -7795,7 +7748,7 @@
         </w:tc>
         <w:tc>
           <w:tcPr>
-            <w:tcW w:w="1471" w:type="dxa"/>
+            <w:tcW w:w="1470" w:type="dxa"/>
             <w:tcBorders>
               <w:top w:val="single" w:sz="4" w:space="0" w:color="000000"/>
               <w:start w:val="single" w:sz="4" w:space="0" w:color="000000"/>
@@ -7922,7 +7875,7 @@
         </w:tc>
         <w:tc>
           <w:tcPr>
-            <w:tcW w:w="2664" w:type="dxa"/>
+            <w:tcW w:w="2665" w:type="dxa"/>
             <w:tcBorders>
               <w:start w:val="single" w:sz="4" w:space="0" w:color="000000"/>
               <w:bottom w:val="single" w:sz="4" w:space="0" w:color="000000"/>
@@ -7965,7 +7918,7 @@
         </w:tc>
         <w:tc>
           <w:tcPr>
-            <w:tcW w:w="1471" w:type="dxa"/>
+            <w:tcW w:w="1470" w:type="dxa"/>
             <w:tcBorders>
               <w:start w:val="single" w:sz="4" w:space="0" w:color="000000"/>
               <w:bottom w:val="single" w:sz="4" w:space="0" w:color="000000"/>
@@ -8097,7 +8050,7 @@
         </w:tc>
         <w:tc>
           <w:tcPr>
-            <w:tcW w:w="2664" w:type="dxa"/>
+            <w:tcW w:w="2665" w:type="dxa"/>
             <w:tcBorders>
               <w:start w:val="single" w:sz="4" w:space="0" w:color="000000"/>
               <w:bottom w:val="single" w:sz="4" w:space="0" w:color="000000"/>
@@ -8140,7 +8093,7 @@
         </w:tc>
         <w:tc>
           <w:tcPr>
-            <w:tcW w:w="1471" w:type="dxa"/>
+            <w:tcW w:w="1470" w:type="dxa"/>
             <w:tcBorders>
               <w:start w:val="single" w:sz="4" w:space="0" w:color="000000"/>
               <w:bottom w:val="single" w:sz="4" w:space="0" w:color="000000"/>
@@ -8240,7 +8193,7 @@
               <w:pStyle w:val="BodyText"/>
               <w:widowControl/>
               <w:suppressAutoHyphens w:val="true"/>
-              <w:overflowPunct w:val="true"/>
+              <w:overflowPunct w:val="false"/>
               <w:bidi w:val="0"/>
               <w:spacing w:lineRule="exact" w:line="198" w:before="0" w:after="0"/>
               <w:ind w:hanging="0" w:start="0" w:end="0"/>
@@ -8273,7 +8226,7 @@
         </w:tc>
         <w:tc>
           <w:tcPr>
-            <w:tcW w:w="2664" w:type="dxa"/>
+            <w:tcW w:w="2665" w:type="dxa"/>
             <w:tcBorders>
               <w:start w:val="single" w:sz="4" w:space="0" w:color="000000"/>
               <w:bottom w:val="single" w:sz="4" w:space="0" w:color="000000"/>
@@ -8316,7 +8269,7 @@
         </w:tc>
         <w:tc>
           <w:tcPr>
-            <w:tcW w:w="1471" w:type="dxa"/>
+            <w:tcW w:w="1470" w:type="dxa"/>
             <w:tcBorders>
               <w:start w:val="single" w:sz="4" w:space="0" w:color="000000"/>
               <w:bottom w:val="single" w:sz="4" w:space="0" w:color="000000"/>
@@ -8448,7 +8401,7 @@
         </w:tc>
         <w:tc>
           <w:tcPr>
-            <w:tcW w:w="2664" w:type="dxa"/>
+            <w:tcW w:w="2665" w:type="dxa"/>
             <w:tcBorders>
               <w:start w:val="single" w:sz="4" w:space="0" w:color="000000"/>
               <w:bottom w:val="single" w:sz="4" w:space="0" w:color="000000"/>
@@ -8491,7 +8444,7 @@
         </w:tc>
         <w:tc>
           <w:tcPr>
-            <w:tcW w:w="1471" w:type="dxa"/>
+            <w:tcW w:w="1470" w:type="dxa"/>
             <w:tcBorders>
               <w:start w:val="single" w:sz="4" w:space="0" w:color="000000"/>
               <w:bottom w:val="single" w:sz="4" w:space="0" w:color="000000"/>
@@ -8591,7 +8544,7 @@
               <w:pStyle w:val="BodyText"/>
               <w:widowControl/>
               <w:suppressAutoHyphens w:val="true"/>
-              <w:overflowPunct w:val="true"/>
+              <w:overflowPunct w:val="false"/>
               <w:bidi w:val="0"/>
               <w:spacing w:lineRule="exact" w:line="198" w:before="0" w:after="0"/>
               <w:ind w:hanging="0" w:start="0" w:end="0"/>
@@ -8624,7 +8577,7 @@
         </w:tc>
         <w:tc>
           <w:tcPr>
-            <w:tcW w:w="2664" w:type="dxa"/>
+            <w:tcW w:w="2665" w:type="dxa"/>
             <w:tcBorders>
               <w:start w:val="single" w:sz="4" w:space="0" w:color="000000"/>
               <w:bottom w:val="single" w:sz="4" w:space="0" w:color="000000"/>
@@ -8667,7 +8620,7 @@
         </w:tc>
         <w:tc>
           <w:tcPr>
-            <w:tcW w:w="1471" w:type="dxa"/>
+            <w:tcW w:w="1470" w:type="dxa"/>
             <w:tcBorders>
               <w:start w:val="single" w:sz="4" w:space="0" w:color="000000"/>
               <w:bottom w:val="single" w:sz="4" w:space="0" w:color="000000"/>
@@ -8767,7 +8720,7 @@
               <w:pStyle w:val="BodyText"/>
               <w:widowControl/>
               <w:suppressAutoHyphens w:val="true"/>
-              <w:overflowPunct w:val="true"/>
+              <w:overflowPunct w:val="false"/>
               <w:bidi w:val="0"/>
               <w:spacing w:lineRule="exact" w:line="198" w:before="0" w:after="0"/>
               <w:ind w:hanging="0" w:start="0" w:end="0"/>
@@ -8800,18 +8753,18 @@
         </w:tc>
         <w:tc>
           <w:tcPr>
-            <w:tcW w:w="2664" w:type="dxa"/>
-            <w:tcBorders>
-              <w:start w:val="single" w:sz="4" w:space="0" w:color="000000"/>
-              <w:bottom w:val="single" w:sz="4" w:space="0" w:color="000000"/>
-            </w:tcBorders>
-          </w:tcPr>
-          <w:p>
-            <w:pPr>
-              <w:pStyle w:val="BodyText"/>
-              <w:widowControl/>
-              <w:suppressAutoHyphens w:val="true"/>
-              <w:overflowPunct w:val="true"/>
+            <w:tcW w:w="2665" w:type="dxa"/>
+            <w:tcBorders>
+              <w:start w:val="single" w:sz="4" w:space="0" w:color="000000"/>
+              <w:bottom w:val="single" w:sz="4" w:space="0" w:color="000000"/>
+            </w:tcBorders>
+          </w:tcPr>
+          <w:p>
+            <w:pPr>
+              <w:pStyle w:val="BodyText"/>
+              <w:widowControl/>
+              <w:suppressAutoHyphens w:val="true"/>
+              <w:overflowPunct w:val="false"/>
               <w:bidi w:val="0"/>
               <w:spacing w:lineRule="exact" w:line="198" w:before="0" w:after="0"/>
               <w:ind w:hanging="0" w:start="0" w:end="0"/>
@@ -8844,7 +8797,7 @@
         </w:tc>
         <w:tc>
           <w:tcPr>
-            <w:tcW w:w="1471" w:type="dxa"/>
+            <w:tcW w:w="1470" w:type="dxa"/>
             <w:tcBorders>
               <w:start w:val="single" w:sz="4" w:space="0" w:color="000000"/>
               <w:bottom w:val="single" w:sz="4" w:space="0" w:color="000000"/>
@@ -8944,7 +8897,7 @@
               <w:pStyle w:val="BodyText"/>
               <w:widowControl/>
               <w:suppressAutoHyphens w:val="true"/>
-              <w:overflowPunct w:val="true"/>
+              <w:overflowPunct w:val="false"/>
               <w:bidi w:val="0"/>
               <w:spacing w:lineRule="exact" w:line="198" w:before="0" w:after="0"/>
               <w:ind w:hanging="0" w:start="0" w:end="0"/>
@@ -8977,18 +8930,18 @@
         </w:tc>
         <w:tc>
           <w:tcPr>
-            <w:tcW w:w="2664" w:type="dxa"/>
-            <w:tcBorders>
-              <w:start w:val="single" w:sz="4" w:space="0" w:color="000000"/>
-              <w:bottom w:val="single" w:sz="4" w:space="0" w:color="000000"/>
-            </w:tcBorders>
-          </w:tcPr>
-          <w:p>
-            <w:pPr>
-              <w:pStyle w:val="BodyText"/>
-              <w:widowControl/>
-              <w:suppressAutoHyphens w:val="true"/>
-              <w:overflowPunct w:val="true"/>
+            <w:tcW w:w="2665" w:type="dxa"/>
+            <w:tcBorders>
+              <w:start w:val="single" w:sz="4" w:space="0" w:color="000000"/>
+              <w:bottom w:val="single" w:sz="4" w:space="0" w:color="000000"/>
+            </w:tcBorders>
+          </w:tcPr>
+          <w:p>
+            <w:pPr>
+              <w:pStyle w:val="BodyText"/>
+              <w:widowControl/>
+              <w:suppressAutoHyphens w:val="true"/>
+              <w:overflowPunct w:val="false"/>
               <w:bidi w:val="0"/>
               <w:spacing w:lineRule="exact" w:line="198" w:before="0" w:after="0"/>
               <w:ind w:hanging="0" w:start="0" w:end="0"/>
@@ -9021,7 +8974,7 @@
         </w:tc>
         <w:tc>
           <w:tcPr>
-            <w:tcW w:w="1471" w:type="dxa"/>
+            <w:tcW w:w="1470" w:type="dxa"/>
             <w:tcBorders>
               <w:start w:val="single" w:sz="4" w:space="0" w:color="000000"/>
               <w:bottom w:val="single" w:sz="4" w:space="0" w:color="000000"/>
@@ -9153,7 +9106,7 @@
         </w:tc>
         <w:tc>
           <w:tcPr>
-            <w:tcW w:w="2664" w:type="dxa"/>
+            <w:tcW w:w="2665" w:type="dxa"/>
             <w:tcBorders>
               <w:start w:val="single" w:sz="4" w:space="0" w:color="000000"/>
               <w:bottom w:val="single" w:sz="4" w:space="0" w:color="000000"/>
@@ -9196,7 +9149,7 @@
         </w:tc>
         <w:tc>
           <w:tcPr>
-            <w:tcW w:w="1471" w:type="dxa"/>
+            <w:tcW w:w="1470" w:type="dxa"/>
             <w:tcBorders>
               <w:start w:val="single" w:sz="4" w:space="0" w:color="000000"/>
               <w:bottom w:val="single" w:sz="4" w:space="0" w:color="000000"/>
@@ -9328,7 +9281,7 @@
         </w:tc>
         <w:tc>
           <w:tcPr>
-            <w:tcW w:w="2664" w:type="dxa"/>
+            <w:tcW w:w="2665" w:type="dxa"/>
             <w:tcBorders>
               <w:start w:val="single" w:sz="4" w:space="0" w:color="000000"/>
               <w:bottom w:val="single" w:sz="4" w:space="0" w:color="000000"/>
@@ -9371,7 +9324,7 @@
         </w:tc>
         <w:tc>
           <w:tcPr>
-            <w:tcW w:w="1471" w:type="dxa"/>
+            <w:tcW w:w="1470" w:type="dxa"/>
             <w:tcBorders>
               <w:start w:val="single" w:sz="4" w:space="0" w:color="000000"/>
               <w:bottom w:val="single" w:sz="4" w:space="0" w:color="000000"/>
@@ -9503,7 +9456,7 @@
         </w:tc>
         <w:tc>
           <w:tcPr>
-            <w:tcW w:w="2664" w:type="dxa"/>
+            <w:tcW w:w="2665" w:type="dxa"/>
             <w:tcBorders>
               <w:start w:val="single" w:sz="4" w:space="0" w:color="000000"/>
               <w:bottom w:val="single" w:sz="4" w:space="0" w:color="000000"/>
@@ -9546,7 +9499,7 @@
         </w:tc>
         <w:tc>
           <w:tcPr>
-            <w:tcW w:w="1471" w:type="dxa"/>
+            <w:tcW w:w="1470" w:type="dxa"/>
             <w:tcBorders>
               <w:start w:val="single" w:sz="4" w:space="0" w:color="000000"/>
               <w:bottom w:val="single" w:sz="4" w:space="0" w:color="000000"/>
@@ -9678,7 +9631,7 @@
         </w:tc>
         <w:tc>
           <w:tcPr>
-            <w:tcW w:w="2664" w:type="dxa"/>
+            <w:tcW w:w="2665" w:type="dxa"/>
             <w:tcBorders>
               <w:start w:val="single" w:sz="4" w:space="0" w:color="000000"/>
               <w:bottom w:val="single" w:sz="4" w:space="0" w:color="000000"/>
@@ -9721,7 +9674,7 @@
         </w:tc>
         <w:tc>
           <w:tcPr>
-            <w:tcW w:w="1471" w:type="dxa"/>
+            <w:tcW w:w="1470" w:type="dxa"/>
             <w:tcBorders>
               <w:start w:val="single" w:sz="4" w:space="0" w:color="000000"/>
               <w:bottom w:val="single" w:sz="4" w:space="0" w:color="000000"/>
@@ -9853,7 +9806,7 @@
         </w:tc>
         <w:tc>
           <w:tcPr>
-            <w:tcW w:w="2664" w:type="dxa"/>
+            <w:tcW w:w="2665" w:type="dxa"/>
             <w:tcBorders>
               <w:start w:val="single" w:sz="4" w:space="0" w:color="000000"/>
               <w:bottom w:val="single" w:sz="4" w:space="0" w:color="000000"/>
@@ -9896,7 +9849,7 @@
         </w:tc>
         <w:tc>
           <w:tcPr>
-            <w:tcW w:w="1471" w:type="dxa"/>
+            <w:tcW w:w="1470" w:type="dxa"/>
             <w:tcBorders>
               <w:start w:val="single" w:sz="4" w:space="0" w:color="000000"/>
               <w:bottom w:val="single" w:sz="4" w:space="0" w:color="000000"/>
@@ -10028,7 +9981,7 @@
         </w:tc>
         <w:tc>
           <w:tcPr>
-            <w:tcW w:w="2664" w:type="dxa"/>
+            <w:tcW w:w="2665" w:type="dxa"/>
             <w:tcBorders>
               <w:start w:val="single" w:sz="4" w:space="0" w:color="000000"/>
               <w:bottom w:val="single" w:sz="4" w:space="0" w:color="000000"/>
@@ -10071,7 +10024,7 @@
         </w:tc>
         <w:tc>
           <w:tcPr>
-            <w:tcW w:w="1471" w:type="dxa"/>
+            <w:tcW w:w="1470" w:type="dxa"/>
             <w:tcBorders>
               <w:start w:val="single" w:sz="4" w:space="0" w:color="000000"/>
               <w:bottom w:val="single" w:sz="4" w:space="0" w:color="000000"/>
@@ -10203,7 +10156,7 @@
         </w:tc>
         <w:tc>
           <w:tcPr>
-            <w:tcW w:w="2664" w:type="dxa"/>
+            <w:tcW w:w="2665" w:type="dxa"/>
             <w:tcBorders>
               <w:start w:val="single" w:sz="4" w:space="0" w:color="000000"/>
               <w:bottom w:val="single" w:sz="4" w:space="0" w:color="000000"/>
@@ -10246,7 +10199,7 @@
         </w:tc>
         <w:tc>
           <w:tcPr>
-            <w:tcW w:w="1471" w:type="dxa"/>
+            <w:tcW w:w="1470" w:type="dxa"/>
             <w:tcBorders>
               <w:start w:val="single" w:sz="4" w:space="0" w:color="000000"/>
               <w:bottom w:val="single" w:sz="4" w:space="0" w:color="000000"/>
@@ -10378,7 +10331,7 @@
         </w:tc>
         <w:tc>
           <w:tcPr>
-            <w:tcW w:w="2664" w:type="dxa"/>
+            <w:tcW w:w="2665" w:type="dxa"/>
             <w:tcBorders>
               <w:start w:val="single" w:sz="4" w:space="0" w:color="000000"/>
               <w:bottom w:val="single" w:sz="4" w:space="0" w:color="000000"/>
@@ -10421,7 +10374,7 @@
         </w:tc>
         <w:tc>
           <w:tcPr>
-            <w:tcW w:w="1471" w:type="dxa"/>
+            <w:tcW w:w="1470" w:type="dxa"/>
             <w:tcBorders>
               <w:start w:val="single" w:sz="4" w:space="0" w:color="000000"/>
               <w:bottom w:val="single" w:sz="4" w:space="0" w:color="000000"/>
@@ -10584,8 +10537,8 @@
       <w:tblGrid>
         <w:gridCol w:w="2318"/>
         <w:gridCol w:w="3518"/>
-        <w:gridCol w:w="2664"/>
-        <w:gridCol w:w="1471"/>
+        <w:gridCol w:w="2665"/>
+        <w:gridCol w:w="1470"/>
       </w:tblGrid>
       <w:tr>
         <w:trPr/>
@@ -10665,7 +10618,7 @@
         </w:tc>
         <w:tc>
           <w:tcPr>
-            <w:tcW w:w="2664" w:type="dxa"/>
+            <w:tcW w:w="2665" w:type="dxa"/>
             <w:tcBorders>
               <w:top w:val="single" w:sz="4" w:space="0" w:color="000000"/>
               <w:start w:val="single" w:sz="4" w:space="0" w:color="000000"/>
@@ -10702,7 +10655,7 @@
         </w:tc>
         <w:tc>
           <w:tcPr>
-            <w:tcW w:w="1471" w:type="dxa"/>
+            <w:tcW w:w="1470" w:type="dxa"/>
             <w:tcBorders>
               <w:top w:val="single" w:sz="4" w:space="0" w:color="000000"/>
               <w:start w:val="single" w:sz="4" w:space="0" w:color="000000"/>
@@ -10829,7 +10782,7 @@
         </w:tc>
         <w:tc>
           <w:tcPr>
-            <w:tcW w:w="2664" w:type="dxa"/>
+            <w:tcW w:w="2665" w:type="dxa"/>
             <w:tcBorders>
               <w:start w:val="single" w:sz="4" w:space="0" w:color="000000"/>
               <w:bottom w:val="single" w:sz="4" w:space="0" w:color="000000"/>
@@ -10872,7 +10825,7 @@
         </w:tc>
         <w:tc>
           <w:tcPr>
-            <w:tcW w:w="1471" w:type="dxa"/>
+            <w:tcW w:w="1470" w:type="dxa"/>
             <w:tcBorders>
               <w:start w:val="single" w:sz="4" w:space="0" w:color="000000"/>
               <w:bottom w:val="single" w:sz="4" w:space="0" w:color="000000"/>
@@ -11004,7 +10957,7 @@
         </w:tc>
         <w:tc>
           <w:tcPr>
-            <w:tcW w:w="2664" w:type="dxa"/>
+            <w:tcW w:w="2665" w:type="dxa"/>
             <w:tcBorders>
               <w:start w:val="single" w:sz="4" w:space="0" w:color="000000"/>
               <w:bottom w:val="single" w:sz="4" w:space="0" w:color="000000"/>
@@ -11047,7 +11000,7 @@
         </w:tc>
         <w:tc>
           <w:tcPr>
-            <w:tcW w:w="1471" w:type="dxa"/>
+            <w:tcW w:w="1470" w:type="dxa"/>
             <w:tcBorders>
               <w:start w:val="single" w:sz="4" w:space="0" w:color="000000"/>
               <w:bottom w:val="single" w:sz="4" w:space="0" w:color="000000"/>
@@ -11075,7 +11028,16 @@
               </w:rPr>
             </w:pPr>
             <w:r>
-              <w:rPr/>
+              <w:rPr>
+                <w:rFonts w:eastAsia="NSimSun" w:cs="Arial" w:ascii="Courier New" w:hAnsi="Courier New"/>
+                <w:b/>
+                <w:bCs/>
+                <w:color w:val="00AE00"/>
+                <w:kern w:val="2"/>
+                <w:sz w:val="16"/>
+                <w:szCs w:val="16"/>
+                <w:lang w:val="es-MX" w:eastAsia="zh-CN" w:bidi="hi-IN"/>
+              </w:rPr>
             </w:r>
           </w:p>
         </w:tc>
@@ -11164,39 +11126,13 @@
                 <w:szCs w:val="16"/>
                 <w:lang w:val="es-MX" w:eastAsia="zh-CN" w:bidi="hi-IN"/>
               </w:rPr>
-              <w:t>YYYY-MM-DDThh:mm:s</w:t>
-            </w:r>
-            <w:r>
-              <w:rPr>
-                <w:rFonts w:eastAsia="NSimSun" w:cs="Arial" w:ascii="Courier New" w:hAnsi="Courier New"/>
-                <w:b/>
-                <w:bCs/>
-                <w:color w:val="000000"/>
-                <w:kern w:val="2"/>
-                <w:sz w:val="16"/>
-                <w:szCs w:val="16"/>
-                <w:lang w:val="es-MX" w:eastAsia="zh-CN" w:bidi="hi-IN"/>
-              </w:rPr>
-              <w:t>s</w:t>
-            </w:r>
-            <w:r>
-              <w:rPr>
-                <w:rFonts w:eastAsia="NSimSun" w:cs="Arial" w:ascii="Courier New" w:hAnsi="Courier New"/>
-                <w:b/>
-                <w:bCs/>
-                <w:color w:val="000000"/>
-                <w:kern w:val="2"/>
-                <w:sz w:val="16"/>
-                <w:szCs w:val="16"/>
-                <w:lang w:val="es-MX" w:eastAsia="zh-CN" w:bidi="hi-IN"/>
-              </w:rPr>
-              <w:t>Z</w:t>
-            </w:r>
-          </w:p>
-        </w:tc>
-        <w:tc>
-          <w:tcPr>
-            <w:tcW w:w="2664" w:type="dxa"/>
+              <w:t>YYYY-MM-DDThh:mm:ssZ</w:t>
+            </w:r>
+          </w:p>
+        </w:tc>
+        <w:tc>
+          <w:tcPr>
+            <w:tcW w:w="2665" w:type="dxa"/>
             <w:tcBorders>
               <w:start w:val="single" w:sz="4" w:space="0" w:color="000000"/>
               <w:bottom w:val="single" w:sz="4" w:space="0" w:color="000000"/>
@@ -11239,7 +11175,7 @@
         </w:tc>
         <w:tc>
           <w:tcPr>
-            <w:tcW w:w="1471" w:type="dxa"/>
+            <w:tcW w:w="1470" w:type="dxa"/>
             <w:tcBorders>
               <w:start w:val="single" w:sz="4" w:space="0" w:color="000000"/>
               <w:bottom w:val="single" w:sz="4" w:space="0" w:color="000000"/>
@@ -11267,7 +11203,16 @@
               </w:rPr>
             </w:pPr>
             <w:r>
-              <w:rPr/>
+              <w:rPr>
+                <w:rFonts w:eastAsia="NSimSun" w:cs="Arial" w:ascii="Courier New" w:hAnsi="Courier New"/>
+                <w:b/>
+                <w:bCs/>
+                <w:color w:val="0066CC"/>
+                <w:kern w:val="2"/>
+                <w:sz w:val="16"/>
+                <w:szCs w:val="16"/>
+                <w:lang w:val="es-MX" w:eastAsia="zh-CN" w:bidi="hi-IN"/>
+              </w:rPr>
             </w:r>
           </w:p>
         </w:tc>
@@ -11362,18 +11307,18 @@
         </w:tc>
         <w:tc>
           <w:tcPr>
-            <w:tcW w:w="2664" w:type="dxa"/>
-            <w:tcBorders>
-              <w:start w:val="single" w:sz="4" w:space="0" w:color="000000"/>
-              <w:bottom w:val="single" w:sz="4" w:space="0" w:color="000000"/>
-            </w:tcBorders>
-          </w:tcPr>
-          <w:p>
-            <w:pPr>
-              <w:pStyle w:val="BodyText"/>
-              <w:widowControl/>
-              <w:suppressAutoHyphens w:val="true"/>
-              <w:overflowPunct w:val="false"/>
+            <w:tcW w:w="2665" w:type="dxa"/>
+            <w:tcBorders>
+              <w:start w:val="single" w:sz="4" w:space="0" w:color="000000"/>
+              <w:bottom w:val="single" w:sz="4" w:space="0" w:color="000000"/>
+            </w:tcBorders>
+          </w:tcPr>
+          <w:p>
+            <w:pPr>
+              <w:pStyle w:val="BodyText"/>
+              <w:widowControl/>
+              <w:suppressAutoHyphens w:val="true"/>
+              <w:overflowPunct w:val="true"/>
               <w:bidi w:val="0"/>
               <w:spacing w:lineRule="exact" w:line="198" w:before="0" w:after="0"/>
               <w:ind w:hanging="0" w:start="0" w:end="0"/>
@@ -11406,7 +11351,7 @@
         </w:tc>
         <w:tc>
           <w:tcPr>
-            <w:tcW w:w="1471" w:type="dxa"/>
+            <w:tcW w:w="1470" w:type="dxa"/>
             <w:tcBorders>
               <w:start w:val="single" w:sz="4" w:space="0" w:color="000000"/>
               <w:bottom w:val="single" w:sz="4" w:space="0" w:color="000000"/>
@@ -11434,7 +11379,16 @@
               </w:rPr>
             </w:pPr>
             <w:r>
-              <w:rPr/>
+              <w:rPr>
+                <w:rFonts w:eastAsia="NSimSun" w:cs="Arial" w:ascii="Courier New" w:hAnsi="Courier New"/>
+                <w:b/>
+                <w:bCs/>
+                <w:color w:val="00AE00"/>
+                <w:kern w:val="2"/>
+                <w:sz w:val="16"/>
+                <w:szCs w:val="16"/>
+                <w:lang w:val="es-MX" w:eastAsia="zh-CN" w:bidi="hi-IN"/>
+              </w:rPr>
             </w:r>
           </w:p>
         </w:tc>
@@ -11523,39 +11477,13 @@
                 <w:szCs w:val="16"/>
                 <w:lang w:val="es-MX" w:eastAsia="zh-CN" w:bidi="hi-IN"/>
               </w:rPr>
-              <w:t>YYYY-MM-DDThh:mm:s</w:t>
-            </w:r>
-            <w:r>
-              <w:rPr>
-                <w:rFonts w:eastAsia="NSimSun" w:cs="Arial" w:ascii="Courier New" w:hAnsi="Courier New"/>
-                <w:b/>
-                <w:bCs/>
-                <w:color w:val="000000"/>
-                <w:kern w:val="2"/>
-                <w:sz w:val="16"/>
-                <w:szCs w:val="16"/>
-                <w:lang w:val="es-MX" w:eastAsia="zh-CN" w:bidi="hi-IN"/>
-              </w:rPr>
-              <w:t>s</w:t>
-            </w:r>
-            <w:r>
-              <w:rPr>
-                <w:rFonts w:eastAsia="NSimSun" w:cs="Arial" w:ascii="Courier New" w:hAnsi="Courier New"/>
-                <w:b/>
-                <w:bCs/>
-                <w:color w:val="000000"/>
-                <w:kern w:val="2"/>
-                <w:sz w:val="16"/>
-                <w:szCs w:val="16"/>
-                <w:lang w:val="es-MX" w:eastAsia="zh-CN" w:bidi="hi-IN"/>
-              </w:rPr>
-              <w:t>Z</w:t>
-            </w:r>
-          </w:p>
-        </w:tc>
-        <w:tc>
-          <w:tcPr>
-            <w:tcW w:w="2664" w:type="dxa"/>
+              <w:t>YYYY-MM-DDThh:mm:ssZ</w:t>
+            </w:r>
+          </w:p>
+        </w:tc>
+        <w:tc>
+          <w:tcPr>
+            <w:tcW w:w="2665" w:type="dxa"/>
             <w:tcBorders>
               <w:start w:val="single" w:sz="4" w:space="0" w:color="000000"/>
               <w:bottom w:val="single" w:sz="4" w:space="0" w:color="000000"/>
@@ -11598,7 +11526,7 @@
         </w:tc>
         <w:tc>
           <w:tcPr>
-            <w:tcW w:w="1471" w:type="dxa"/>
+            <w:tcW w:w="1470" w:type="dxa"/>
             <w:tcBorders>
               <w:start w:val="single" w:sz="4" w:space="0" w:color="000000"/>
               <w:bottom w:val="single" w:sz="4" w:space="0" w:color="000000"/>
@@ -11626,7 +11554,16 @@
               </w:rPr>
             </w:pPr>
             <w:r>
-              <w:rPr/>
+              <w:rPr>
+                <w:rFonts w:eastAsia="NSimSun" w:cs="Arial" w:ascii="Courier New" w:hAnsi="Courier New"/>
+                <w:b/>
+                <w:bCs/>
+                <w:color w:val="0066CC"/>
+                <w:kern w:val="2"/>
+                <w:sz w:val="16"/>
+                <w:szCs w:val="16"/>
+                <w:lang w:val="es-MX" w:eastAsia="zh-CN" w:bidi="hi-IN"/>
+              </w:rPr>
             </w:r>
           </w:p>
         </w:tc>
@@ -11689,6 +11626,50 @@
               <w:pStyle w:val="BodyText"/>
               <w:widowControl/>
               <w:suppressAutoHyphens w:val="true"/>
+              <w:overflowPunct w:val="false"/>
+              <w:bidi w:val="0"/>
+              <w:spacing w:lineRule="exact" w:line="198" w:before="0" w:after="0"/>
+              <w:ind w:hanging="0" w:start="0" w:end="0"/>
+              <w:jc w:val="start"/>
+              <w:rPr>
+                <w:rFonts w:ascii="Courier New" w:hAnsi="Courier New" w:eastAsia="NSimSun" w:cs="Arial"/>
+                <w:b/>
+                <w:bCs/>
+                <w:color w:val="000000"/>
+                <w:kern w:val="2"/>
+                <w:sz w:val="16"/>
+                <w:szCs w:val="16"/>
+                <w:lang w:val="es-MX" w:eastAsia="zh-CN" w:bidi="hi-IN"/>
+              </w:rPr>
+            </w:pPr>
+            <w:r>
+              <w:rPr>
+                <w:rFonts w:eastAsia="NSimSun" w:cs="Arial" w:ascii="Courier New" w:hAnsi="Courier New"/>
+                <w:b/>
+                <w:bCs/>
+                <w:color w:val="000000"/>
+                <w:kern w:val="2"/>
+                <w:sz w:val="16"/>
+                <w:szCs w:val="16"/>
+                <w:lang w:val="es-MX" w:eastAsia="zh-CN" w:bidi="hi-IN"/>
+              </w:rPr>
+              <w:t>Numero de veces que fue activado el token</w:t>
+            </w:r>
+          </w:p>
+        </w:tc>
+        <w:tc>
+          <w:tcPr>
+            <w:tcW w:w="2665" w:type="dxa"/>
+            <w:tcBorders>
+              <w:start w:val="single" w:sz="4" w:space="0" w:color="000000"/>
+              <w:bottom w:val="single" w:sz="4" w:space="0" w:color="000000"/>
+            </w:tcBorders>
+          </w:tcPr>
+          <w:p>
+            <w:pPr>
+              <w:pStyle w:val="BodyText"/>
+              <w:widowControl/>
+              <w:suppressAutoHyphens w:val="true"/>
               <w:overflowPunct w:val="true"/>
               <w:bidi w:val="0"/>
               <w:spacing w:lineRule="exact" w:line="198" w:before="0" w:after="0"/>
@@ -11698,42 +11679,43 @@
                 <w:rFonts w:ascii="Courier New" w:hAnsi="Courier New" w:eastAsia="NSimSun" w:cs="Arial"/>
                 <w:b/>
                 <w:bCs/>
-                <w:color w:val="000000"/>
-                <w:kern w:val="2"/>
-                <w:sz w:val="16"/>
-                <w:szCs w:val="16"/>
-                <w:lang w:val="es-MX" w:eastAsia="zh-CN" w:bidi="hi-IN"/>
-              </w:rPr>
-            </w:pPr>
-            <w:r>
-              <w:rPr>
-                <w:rFonts w:eastAsia="NSimSun" w:cs="Arial" w:ascii="Courier New" w:hAnsi="Courier New"/>
-                <w:b/>
-                <w:bCs/>
-                <w:color w:val="000000"/>
-                <w:kern w:val="2"/>
-                <w:sz w:val="16"/>
-                <w:szCs w:val="16"/>
-                <w:lang w:val="es-MX" w:eastAsia="zh-CN" w:bidi="hi-IN"/>
-              </w:rPr>
-              <w:t>Numero de veces que fue activado el token</w:t>
-            </w:r>
-          </w:p>
-        </w:tc>
-        <w:tc>
-          <w:tcPr>
-            <w:tcW w:w="2664" w:type="dxa"/>
-            <w:tcBorders>
-              <w:start w:val="single" w:sz="4" w:space="0" w:color="000000"/>
-              <w:bottom w:val="single" w:sz="4" w:space="0" w:color="000000"/>
-            </w:tcBorders>
-          </w:tcPr>
-          <w:p>
-            <w:pPr>
-              <w:pStyle w:val="BodyText"/>
-              <w:widowControl/>
-              <w:suppressAutoHyphens w:val="true"/>
-              <w:overflowPunct w:val="false"/>
+                <w:color w:val="FF0000"/>
+                <w:kern w:val="2"/>
+                <w:sz w:val="16"/>
+                <w:szCs w:val="16"/>
+                <w:lang w:val="es-MX" w:eastAsia="zh-CN" w:bidi="hi-IN"/>
+              </w:rPr>
+            </w:pPr>
+            <w:r>
+              <w:rPr>
+                <w:rFonts w:eastAsia="NSimSun" w:cs="Arial" w:ascii="Courier New" w:hAnsi="Courier New"/>
+                <w:b/>
+                <w:bCs/>
+                <w:color w:val="FF0000"/>
+                <w:kern w:val="2"/>
+                <w:sz w:val="16"/>
+                <w:szCs w:val="16"/>
+                <w:shd w:fill="FFFFFF" w:val="clear"/>
+                <w:lang w:val="es-MX" w:eastAsia="zh-CN" w:bidi="hi-IN"/>
+              </w:rPr>
+              <w:t>¿Como se obtiene el valor?</w:t>
+            </w:r>
+          </w:p>
+        </w:tc>
+        <w:tc>
+          <w:tcPr>
+            <w:tcW w:w="1470" w:type="dxa"/>
+            <w:tcBorders>
+              <w:start w:val="single" w:sz="4" w:space="0" w:color="000000"/>
+              <w:bottom w:val="single" w:sz="4" w:space="0" w:color="000000"/>
+              <w:end w:val="single" w:sz="4" w:space="0" w:color="000000"/>
+            </w:tcBorders>
+          </w:tcPr>
+          <w:p>
+            <w:pPr>
+              <w:pStyle w:val="BodyText"/>
+              <w:widowControl/>
+              <w:suppressAutoHyphens w:val="true"/>
               <w:bidi w:val="0"/>
               <w:spacing w:lineRule="exact" w:line="198" w:before="0" w:after="0"/>
               <w:ind w:hanging="0" w:start="0" w:end="0"/>
@@ -11742,51 +11724,6 @@
                 <w:rFonts w:ascii="Courier New" w:hAnsi="Courier New" w:eastAsia="NSimSun" w:cs="Arial"/>
                 <w:b/>
                 <w:bCs/>
-                <w:color w:val="FF0000"/>
-                <w:kern w:val="2"/>
-                <w:sz w:val="16"/>
-                <w:szCs w:val="16"/>
-                <w:lang w:val="es-MX" w:eastAsia="zh-CN" w:bidi="hi-IN"/>
-              </w:rPr>
-            </w:pPr>
-            <w:r>
-              <w:rPr>
-                <w:rFonts w:eastAsia="NSimSun" w:cs="Arial" w:ascii="Courier New" w:hAnsi="Courier New"/>
-                <w:b/>
-                <w:bCs/>
-                <w:color w:val="FF0000"/>
-                <w:kern w:val="2"/>
-                <w:sz w:val="16"/>
-                <w:szCs w:val="16"/>
-                <w:shd w:fill="FFFFFF" w:val="clear"/>
-                <w:lang w:val="es-MX" w:eastAsia="zh-CN" w:bidi="hi-IN"/>
-              </w:rPr>
-              <w:t>¿Como se obtiene el valor?</w:t>
-            </w:r>
-          </w:p>
-        </w:tc>
-        <w:tc>
-          <w:tcPr>
-            <w:tcW w:w="1471" w:type="dxa"/>
-            <w:tcBorders>
-              <w:start w:val="single" w:sz="4" w:space="0" w:color="000000"/>
-              <w:bottom w:val="single" w:sz="4" w:space="0" w:color="000000"/>
-              <w:end w:val="single" w:sz="4" w:space="0" w:color="000000"/>
-            </w:tcBorders>
-          </w:tcPr>
-          <w:p>
-            <w:pPr>
-              <w:pStyle w:val="BodyText"/>
-              <w:widowControl/>
-              <w:suppressAutoHyphens w:val="true"/>
-              <w:bidi w:val="0"/>
-              <w:spacing w:lineRule="exact" w:line="198" w:before="0" w:after="0"/>
-              <w:ind w:hanging="0" w:start="0" w:end="0"/>
-              <w:jc w:val="start"/>
-              <w:rPr>
-                <w:rFonts w:ascii="Courier New" w:hAnsi="Courier New" w:eastAsia="NSimSun" w:cs="Arial"/>
-                <w:b/>
-                <w:bCs/>
                 <w:color w:val="00AE00"/>
                 <w:kern w:val="2"/>
                 <w:sz w:val="16"/>
@@ -11795,7 +11732,16 @@
               </w:rPr>
             </w:pPr>
             <w:r>
-              <w:rPr/>
+              <w:rPr>
+                <w:rFonts w:eastAsia="NSimSun" w:cs="Arial" w:ascii="Courier New" w:hAnsi="Courier New"/>
+                <w:b/>
+                <w:bCs/>
+                <w:color w:val="00AE00"/>
+                <w:kern w:val="2"/>
+                <w:sz w:val="16"/>
+                <w:szCs w:val="16"/>
+                <w:lang w:val="es-MX" w:eastAsia="zh-CN" w:bidi="hi-IN"/>
+              </w:rPr>
             </w:r>
           </w:p>
         </w:tc>
@@ -11858,7 +11804,7 @@
               <w:pStyle w:val="BodyText"/>
               <w:widowControl/>
               <w:suppressAutoHyphens w:val="true"/>
-              <w:overflowPunct w:val="true"/>
+              <w:overflowPunct w:val="false"/>
               <w:bidi w:val="0"/>
               <w:spacing w:lineRule="exact" w:line="198" w:before="0" w:after="0"/>
               <w:ind w:hanging="0" w:start="0" w:end="0"/>
@@ -11893,7 +11839,7 @@
               <w:pStyle w:val="BodyText"/>
               <w:widowControl/>
               <w:suppressAutoHyphens w:val="true"/>
-              <w:overflowPunct w:val="true"/>
+              <w:overflowPunct w:val="false"/>
               <w:bidi w:val="0"/>
               <w:spacing w:lineRule="exact" w:line="198" w:before="0" w:after="0"/>
               <w:ind w:hanging="0" w:start="0" w:end="0"/>
@@ -11926,7 +11872,7 @@
         </w:tc>
         <w:tc>
           <w:tcPr>
-            <w:tcW w:w="2664" w:type="dxa"/>
+            <w:tcW w:w="2665" w:type="dxa"/>
             <w:tcBorders>
               <w:start w:val="single" w:sz="4" w:space="0" w:color="000000"/>
               <w:bottom w:val="single" w:sz="4" w:space="0" w:color="000000"/>
@@ -11963,7 +11909,7 @@
         </w:tc>
         <w:tc>
           <w:tcPr>
-            <w:tcW w:w="1471" w:type="dxa"/>
+            <w:tcW w:w="1470" w:type="dxa"/>
             <w:tcBorders>
               <w:start w:val="single" w:sz="4" w:space="0" w:color="000000"/>
               <w:bottom w:val="single" w:sz="4" w:space="0" w:color="000000"/>
@@ -11991,7 +11937,16 @@
               </w:rPr>
             </w:pPr>
             <w:r>
-              <w:rPr/>
+              <w:rPr>
+                <w:rFonts w:eastAsia="NSimSun" w:cs="Arial" w:ascii="Courier New" w:hAnsi="Courier New"/>
+                <w:b/>
+                <w:bCs/>
+                <w:color w:val="00AE00"/>
+                <w:kern w:val="2"/>
+                <w:sz w:val="16"/>
+                <w:szCs w:val="16"/>
+                <w:lang w:val="es-MX" w:eastAsia="zh-CN" w:bidi="hi-IN"/>
+              </w:rPr>
             </w:r>
           </w:p>
         </w:tc>
@@ -12054,7 +12009,7 @@
               <w:pStyle w:val="BodyText"/>
               <w:widowControl/>
               <w:suppressAutoHyphens w:val="true"/>
-              <w:overflowPunct w:val="true"/>
+              <w:overflowPunct w:val="false"/>
               <w:bidi w:val="0"/>
               <w:spacing w:lineRule="exact" w:line="198" w:before="0" w:after="0"/>
               <w:ind w:hanging="0" w:start="0" w:end="0"/>
@@ -12089,7 +12044,7 @@
               <w:pStyle w:val="BodyText"/>
               <w:widowControl/>
               <w:suppressAutoHyphens w:val="true"/>
-              <w:overflowPunct w:val="true"/>
+              <w:overflowPunct w:val="false"/>
               <w:bidi w:val="0"/>
               <w:spacing w:lineRule="exact" w:line="198" w:before="0" w:after="0"/>
               <w:ind w:hanging="0" w:start="0" w:end="0"/>
@@ -12124,7 +12079,7 @@
               <w:pStyle w:val="BodyText"/>
               <w:widowControl/>
               <w:suppressAutoHyphens w:val="true"/>
-              <w:overflowPunct w:val="true"/>
+              <w:overflowPunct w:val="false"/>
               <w:bidi w:val="0"/>
               <w:spacing w:lineRule="exact" w:line="198" w:before="0" w:after="0"/>
               <w:ind w:hanging="0" w:start="0" w:end="0"/>
@@ -12157,7 +12112,7 @@
         </w:tc>
         <w:tc>
           <w:tcPr>
-            <w:tcW w:w="2664" w:type="dxa"/>
+            <w:tcW w:w="2665" w:type="dxa"/>
             <w:tcBorders>
               <w:start w:val="single" w:sz="4" w:space="0" w:color="000000"/>
               <w:bottom w:val="single" w:sz="4" w:space="0" w:color="000000"/>
@@ -12194,7 +12149,7 @@
         </w:tc>
         <w:tc>
           <w:tcPr>
-            <w:tcW w:w="1471" w:type="dxa"/>
+            <w:tcW w:w="1470" w:type="dxa"/>
             <w:tcBorders>
               <w:start w:val="single" w:sz="4" w:space="0" w:color="000000"/>
               <w:bottom w:val="single" w:sz="4" w:space="0" w:color="000000"/>
@@ -12294,6 +12249,50 @@
               <w:pStyle w:val="BodyText"/>
               <w:widowControl/>
               <w:suppressAutoHyphens w:val="true"/>
+              <w:overflowPunct w:val="false"/>
+              <w:bidi w:val="0"/>
+              <w:spacing w:lineRule="exact" w:line="198" w:before="0" w:after="0"/>
+              <w:ind w:hanging="0" w:start="0" w:end="0"/>
+              <w:jc w:val="start"/>
+              <w:rPr>
+                <w:rFonts w:ascii="Courier New" w:hAnsi="Courier New" w:eastAsia="NSimSun" w:cs="Arial"/>
+                <w:b/>
+                <w:bCs/>
+                <w:color w:val="000000"/>
+                <w:kern w:val="2"/>
+                <w:sz w:val="16"/>
+                <w:szCs w:val="16"/>
+                <w:lang w:val="es-MX" w:eastAsia="zh-CN" w:bidi="hi-IN"/>
+              </w:rPr>
+            </w:pPr>
+            <w:r>
+              <w:rPr>
+                <w:rFonts w:eastAsia="NSimSun" w:cs="Arial" w:ascii="Courier New" w:hAnsi="Courier New"/>
+                <w:b/>
+                <w:bCs/>
+                <w:color w:val="000000"/>
+                <w:kern w:val="2"/>
+                <w:sz w:val="16"/>
+                <w:szCs w:val="16"/>
+                <w:lang w:val="es-MX" w:eastAsia="zh-CN" w:bidi="hi-IN"/>
+              </w:rPr>
+              <w:t>^[0-9]{2}$</w:t>
+            </w:r>
+          </w:p>
+        </w:tc>
+        <w:tc>
+          <w:tcPr>
+            <w:tcW w:w="2665" w:type="dxa"/>
+            <w:tcBorders>
+              <w:start w:val="single" w:sz="4" w:space="0" w:color="000000"/>
+              <w:bottom w:val="single" w:sz="4" w:space="0" w:color="000000"/>
+            </w:tcBorders>
+          </w:tcPr>
+          <w:p>
+            <w:pPr>
+              <w:pStyle w:val="BodyText"/>
+              <w:widowControl/>
+              <w:suppressAutoHyphens w:val="true"/>
               <w:overflowPunct w:val="true"/>
               <w:bidi w:val="0"/>
               <w:spacing w:lineRule="exact" w:line="198" w:before="0" w:after="0"/>
@@ -12303,34 +12302,35 @@
                 <w:rFonts w:ascii="Courier New" w:hAnsi="Courier New" w:eastAsia="NSimSun" w:cs="Arial"/>
                 <w:b/>
                 <w:bCs/>
-                <w:color w:val="000000"/>
-                <w:kern w:val="2"/>
-                <w:sz w:val="16"/>
-                <w:szCs w:val="16"/>
-                <w:lang w:val="es-MX" w:eastAsia="zh-CN" w:bidi="hi-IN"/>
-              </w:rPr>
-            </w:pPr>
-            <w:r>
-              <w:rPr>
-                <w:rFonts w:eastAsia="NSimSun" w:cs="Arial" w:ascii="Courier New" w:hAnsi="Courier New"/>
-                <w:b/>
-                <w:bCs/>
-                <w:color w:val="000000"/>
-                <w:kern w:val="2"/>
-                <w:sz w:val="16"/>
-                <w:szCs w:val="16"/>
-                <w:lang w:val="es-MX" w:eastAsia="zh-CN" w:bidi="hi-IN"/>
-              </w:rPr>
-              <w:t>^[0-9]{2}$</w:t>
-            </w:r>
-          </w:p>
-        </w:tc>
-        <w:tc>
-          <w:tcPr>
-            <w:tcW w:w="2664" w:type="dxa"/>
-            <w:tcBorders>
-              <w:start w:val="single" w:sz="4" w:space="0" w:color="000000"/>
-              <w:bottom w:val="single" w:sz="4" w:space="0" w:color="000000"/>
+                <w:color w:val="FF0000"/>
+                <w:kern w:val="2"/>
+                <w:sz w:val="16"/>
+                <w:szCs w:val="16"/>
+                <w:lang w:val="es-MX" w:eastAsia="zh-CN" w:bidi="hi-IN"/>
+              </w:rPr>
+            </w:pPr>
+            <w:r>
+              <w:rPr>
+                <w:rFonts w:eastAsia="NSimSun" w:cs="Arial" w:ascii="Courier New" w:hAnsi="Courier New"/>
+                <w:b/>
+                <w:bCs/>
+                <w:color w:val="FF0000"/>
+                <w:kern w:val="2"/>
+                <w:sz w:val="16"/>
+                <w:szCs w:val="16"/>
+                <w:lang w:val="es-MX" w:eastAsia="zh-CN" w:bidi="hi-IN"/>
+              </w:rPr>
+              <w:t>¿Como se obtiene el valor?</w:t>
+            </w:r>
+          </w:p>
+        </w:tc>
+        <w:tc>
+          <w:tcPr>
+            <w:tcW w:w="1470" w:type="dxa"/>
+            <w:tcBorders>
+              <w:start w:val="single" w:sz="4" w:space="0" w:color="000000"/>
+              <w:bottom w:val="single" w:sz="4" w:space="0" w:color="000000"/>
+              <w:end w:val="single" w:sz="4" w:space="0" w:color="000000"/>
             </w:tcBorders>
           </w:tcPr>
           <w:p>
@@ -12339,51 +12339,6 @@
               <w:widowControl/>
               <w:suppressAutoHyphens w:val="true"/>
               <w:overflowPunct w:val="false"/>
-              <w:bidi w:val="0"/>
-              <w:spacing w:lineRule="exact" w:line="198" w:before="0" w:after="0"/>
-              <w:ind w:hanging="0" w:start="0" w:end="0"/>
-              <w:jc w:val="start"/>
-              <w:rPr>
-                <w:rFonts w:ascii="Courier New" w:hAnsi="Courier New" w:eastAsia="NSimSun" w:cs="Arial"/>
-                <w:b/>
-                <w:bCs/>
-                <w:color w:val="FF0000"/>
-                <w:kern w:val="2"/>
-                <w:sz w:val="16"/>
-                <w:szCs w:val="16"/>
-                <w:lang w:val="es-MX" w:eastAsia="zh-CN" w:bidi="hi-IN"/>
-              </w:rPr>
-            </w:pPr>
-            <w:r>
-              <w:rPr>
-                <w:rFonts w:eastAsia="NSimSun" w:cs="Arial" w:ascii="Courier New" w:hAnsi="Courier New"/>
-                <w:b/>
-                <w:bCs/>
-                <w:color w:val="FF0000"/>
-                <w:kern w:val="2"/>
-                <w:sz w:val="16"/>
-                <w:szCs w:val="16"/>
-                <w:lang w:val="es-MX" w:eastAsia="zh-CN" w:bidi="hi-IN"/>
-              </w:rPr>
-              <w:t>¿Como se obtiene el valor?</w:t>
-            </w:r>
-          </w:p>
-        </w:tc>
-        <w:tc>
-          <w:tcPr>
-            <w:tcW w:w="1471" w:type="dxa"/>
-            <w:tcBorders>
-              <w:start w:val="single" w:sz="4" w:space="0" w:color="000000"/>
-              <w:bottom w:val="single" w:sz="4" w:space="0" w:color="000000"/>
-              <w:end w:val="single" w:sz="4" w:space="0" w:color="000000"/>
-            </w:tcBorders>
-          </w:tcPr>
-          <w:p>
-            <w:pPr>
-              <w:pStyle w:val="BodyText"/>
-              <w:widowControl/>
-              <w:suppressAutoHyphens w:val="true"/>
-              <w:overflowPunct w:val="true"/>
               <w:bidi w:val="0"/>
               <w:spacing w:lineRule="exact" w:line="198" w:before="0" w:after="0"/>
               <w:ind w:hanging="0" w:start="0" w:end="0"/>
@@ -12473,7 +12428,7 @@
               <w:pStyle w:val="BodyText"/>
               <w:widowControl/>
               <w:suppressAutoHyphens w:val="true"/>
-              <w:overflowPunct w:val="true"/>
+              <w:overflowPunct w:val="false"/>
               <w:bidi w:val="0"/>
               <w:spacing w:lineRule="exact" w:line="198" w:before="0" w:after="0"/>
               <w:ind w:hanging="0" w:start="0" w:end="0"/>
@@ -12506,7 +12461,7 @@
         </w:tc>
         <w:tc>
           <w:tcPr>
-            <w:tcW w:w="2664" w:type="dxa"/>
+            <w:tcW w:w="2665" w:type="dxa"/>
             <w:tcBorders>
               <w:start w:val="single" w:sz="4" w:space="0" w:color="000000"/>
               <w:bottom w:val="single" w:sz="4" w:space="0" w:color="000000"/>
@@ -12549,7 +12504,7 @@
         </w:tc>
         <w:tc>
           <w:tcPr>
-            <w:tcW w:w="1471" w:type="dxa"/>
+            <w:tcW w:w="1470" w:type="dxa"/>
             <w:tcBorders>
               <w:start w:val="single" w:sz="4" w:space="0" w:color="000000"/>
               <w:bottom w:val="single" w:sz="4" w:space="0" w:color="000000"/>
@@ -12561,7 +12516,7 @@
               <w:pStyle w:val="BodyText"/>
               <w:widowControl/>
               <w:suppressAutoHyphens w:val="true"/>
-              <w:overflowPunct w:val="true"/>
+              <w:overflowPunct w:val="false"/>
               <w:bidi w:val="0"/>
               <w:spacing w:lineRule="exact" w:line="198" w:before="0" w:after="0"/>
               <w:ind w:hanging="0" w:start="0" w:end="0"/>
@@ -12651,7 +12606,7 @@
               <w:pStyle w:val="BodyText"/>
               <w:widowControl/>
               <w:suppressAutoHyphens w:val="true"/>
-              <w:overflowPunct w:val="true"/>
+              <w:overflowPunct w:val="false"/>
               <w:bidi w:val="0"/>
               <w:spacing w:lineRule="exact" w:line="198" w:before="0" w:after="0"/>
               <w:ind w:hanging="0" w:start="0" w:end="0"/>
@@ -12684,18 +12639,18 @@
         </w:tc>
         <w:tc>
           <w:tcPr>
-            <w:tcW w:w="2664" w:type="dxa"/>
-            <w:tcBorders>
-              <w:start w:val="single" w:sz="4" w:space="0" w:color="000000"/>
-              <w:bottom w:val="single" w:sz="4" w:space="0" w:color="000000"/>
-            </w:tcBorders>
-          </w:tcPr>
-          <w:p>
-            <w:pPr>
-              <w:pStyle w:val="BodyText"/>
-              <w:widowControl/>
-              <w:suppressAutoHyphens w:val="true"/>
-              <w:overflowPunct w:val="true"/>
+            <w:tcW w:w="2665" w:type="dxa"/>
+            <w:tcBorders>
+              <w:start w:val="single" w:sz="4" w:space="0" w:color="000000"/>
+              <w:bottom w:val="single" w:sz="4" w:space="0" w:color="000000"/>
+            </w:tcBorders>
+          </w:tcPr>
+          <w:p>
+            <w:pPr>
+              <w:pStyle w:val="BodyText"/>
+              <w:widowControl/>
+              <w:suppressAutoHyphens w:val="true"/>
+              <w:overflowPunct w:val="false"/>
               <w:bidi w:val="0"/>
               <w:spacing w:lineRule="exact" w:line="198" w:before="0" w:after="0"/>
               <w:ind w:hanging="0" w:start="0" w:end="0"/>
@@ -12728,7 +12683,7 @@
         </w:tc>
         <w:tc>
           <w:tcPr>
-            <w:tcW w:w="1471" w:type="dxa"/>
+            <w:tcW w:w="1470" w:type="dxa"/>
             <w:tcBorders>
               <w:start w:val="single" w:sz="4" w:space="0" w:color="000000"/>
               <w:bottom w:val="single" w:sz="4" w:space="0" w:color="000000"/>
@@ -12740,7 +12695,7 @@
               <w:pStyle w:val="BodyText"/>
               <w:widowControl/>
               <w:suppressAutoHyphens w:val="true"/>
-              <w:overflowPunct w:val="true"/>
+              <w:overflowPunct w:val="false"/>
               <w:bidi w:val="0"/>
               <w:spacing w:lineRule="exact" w:line="198" w:before="0" w:after="0"/>
               <w:ind w:hanging="0" w:start="0" w:end="0"/>
@@ -12767,20 +12722,7 @@
                 <w:szCs w:val="16"/>
                 <w:lang w:val="es-MX" w:eastAsia="zh-CN" w:bidi="hi-IN"/>
               </w:rPr>
-              <w:t>maxLength: </w:t>
-            </w:r>
-            <w:r>
-              <w:rPr>
-                <w:rFonts w:eastAsia="NSimSun" w:cs="Arial" w:ascii="Courier New" w:hAnsi="Courier New"/>
-                <w:b/>
-                <w:bCs/>
-                <w:color w:val="00AE00"/>
-                <w:kern w:val="2"/>
-                <w:sz w:val="16"/>
-                <w:szCs w:val="16"/>
-                <w:lang w:val="es-MX" w:eastAsia="zh-CN" w:bidi="hi-IN"/>
-              </w:rPr>
-              <w:t>11</w:t>
+              <w:t>maxLength: 11</w:t>
             </w:r>
           </w:p>
         </w:tc>
@@ -13045,7 +12987,7 @@
         </w:tc>
         <w:tc>
           <w:tcPr>
-            <w:tcW w:w="2664" w:type="dxa"/>
+            <w:tcW w:w="2665" w:type="dxa"/>
             <w:tcBorders>
               <w:start w:val="single" w:sz="4" w:space="0" w:color="000000"/>
               <w:bottom w:val="single" w:sz="4" w:space="0" w:color="000000"/>
@@ -13082,7 +13024,7 @@
         </w:tc>
         <w:tc>
           <w:tcPr>
-            <w:tcW w:w="1471" w:type="dxa"/>
+            <w:tcW w:w="1470" w:type="dxa"/>
             <w:tcBorders>
               <w:start w:val="single" w:sz="4" w:space="0" w:color="000000"/>
               <w:bottom w:val="single" w:sz="4" w:space="0" w:color="000000"/>
@@ -13094,7 +13036,7 @@
               <w:pStyle w:val="BodyText"/>
               <w:widowControl/>
               <w:suppressAutoHyphens w:val="true"/>
-              <w:overflowPunct w:val="true"/>
+              <w:overflowPunct w:val="false"/>
               <w:bidi w:val="0"/>
               <w:spacing w:lineRule="exact" w:line="198" w:before="0" w:after="0"/>
               <w:ind w:hanging="0" w:start="0" w:end="0"/>
@@ -13183,6 +13125,50 @@
               <w:pStyle w:val="BodyText"/>
               <w:widowControl/>
               <w:suppressAutoHyphens w:val="true"/>
+              <w:overflowPunct w:val="false"/>
+              <w:bidi w:val="0"/>
+              <w:spacing w:lineRule="exact" w:line="198" w:before="0" w:after="0"/>
+              <w:ind w:hanging="0" w:start="0" w:end="0"/>
+              <w:jc w:val="start"/>
+              <w:rPr>
+                <w:rFonts w:ascii="Courier New" w:hAnsi="Courier New" w:eastAsia="NSimSun" w:cs="Arial"/>
+                <w:b/>
+                <w:bCs/>
+                <w:color w:val="000000"/>
+                <w:kern w:val="2"/>
+                <w:sz w:val="16"/>
+                <w:szCs w:val="16"/>
+                <w:lang w:val="es-MX" w:eastAsia="zh-CN" w:bidi="hi-IN"/>
+              </w:rPr>
+            </w:pPr>
+            <w:r>
+              <w:rPr>
+                <w:rFonts w:eastAsia="NSimSun" w:cs="Arial" w:ascii="Courier New" w:hAnsi="Courier New"/>
+                <w:b/>
+                <w:bCs/>
+                <w:color w:val="000000"/>
+                <w:kern w:val="2"/>
+                <w:sz w:val="16"/>
+                <w:szCs w:val="16"/>
+                <w:lang w:val="es-MX" w:eastAsia="zh-CN" w:bidi="hi-IN"/>
+              </w:rPr>
+              <w:t>Tipo de Token</w:t>
+            </w:r>
+          </w:p>
+        </w:tc>
+        <w:tc>
+          <w:tcPr>
+            <w:tcW w:w="2665" w:type="dxa"/>
+            <w:tcBorders>
+              <w:start w:val="single" w:sz="4" w:space="0" w:color="000000"/>
+              <w:bottom w:val="single" w:sz="4" w:space="0" w:color="000000"/>
+            </w:tcBorders>
+          </w:tcPr>
+          <w:p>
+            <w:pPr>
+              <w:pStyle w:val="BodyText"/>
+              <w:widowControl/>
+              <w:suppressAutoHyphens w:val="true"/>
               <w:overflowPunct w:val="true"/>
               <w:bidi w:val="0"/>
               <w:spacing w:lineRule="exact" w:line="198" w:before="0" w:after="0"/>
@@ -13192,34 +13178,35 @@
                 <w:rFonts w:ascii="Courier New" w:hAnsi="Courier New" w:eastAsia="NSimSun" w:cs="Arial"/>
                 <w:b/>
                 <w:bCs/>
-                <w:color w:val="000000"/>
-                <w:kern w:val="2"/>
-                <w:sz w:val="16"/>
-                <w:szCs w:val="16"/>
-                <w:lang w:val="es-MX" w:eastAsia="zh-CN" w:bidi="hi-IN"/>
-              </w:rPr>
-            </w:pPr>
-            <w:r>
-              <w:rPr>
-                <w:rFonts w:eastAsia="NSimSun" w:cs="Arial" w:ascii="Courier New" w:hAnsi="Courier New"/>
-                <w:b/>
-                <w:bCs/>
-                <w:color w:val="000000"/>
-                <w:kern w:val="2"/>
-                <w:sz w:val="16"/>
-                <w:szCs w:val="16"/>
-                <w:lang w:val="es-MX" w:eastAsia="zh-CN" w:bidi="hi-IN"/>
-              </w:rPr>
-              <w:t>Tipo de Token</w:t>
-            </w:r>
-          </w:p>
-        </w:tc>
-        <w:tc>
-          <w:tcPr>
-            <w:tcW w:w="2664" w:type="dxa"/>
-            <w:tcBorders>
-              <w:start w:val="single" w:sz="4" w:space="0" w:color="000000"/>
-              <w:bottom w:val="single" w:sz="4" w:space="0" w:color="000000"/>
+                <w:color w:val="FF0000"/>
+                <w:kern w:val="2"/>
+                <w:sz w:val="16"/>
+                <w:szCs w:val="16"/>
+                <w:lang w:val="es-MX" w:eastAsia="zh-CN" w:bidi="hi-IN"/>
+              </w:rPr>
+            </w:pPr>
+            <w:r>
+              <w:rPr>
+                <w:rFonts w:eastAsia="NSimSun" w:cs="Arial" w:ascii="Courier New" w:hAnsi="Courier New"/>
+                <w:b/>
+                <w:bCs/>
+                <w:color w:val="FF0000"/>
+                <w:kern w:val="2"/>
+                <w:sz w:val="16"/>
+                <w:szCs w:val="16"/>
+                <w:lang w:val="es-MX" w:eastAsia="zh-CN" w:bidi="hi-IN"/>
+              </w:rPr>
+              <w:t>¿Como se obtiene el valor?</w:t>
+            </w:r>
+          </w:p>
+        </w:tc>
+        <w:tc>
+          <w:tcPr>
+            <w:tcW w:w="1470" w:type="dxa"/>
+            <w:tcBorders>
+              <w:start w:val="single" w:sz="4" w:space="0" w:color="000000"/>
+              <w:bottom w:val="single" w:sz="4" w:space="0" w:color="000000"/>
+              <w:end w:val="single" w:sz="4" w:space="0" w:color="000000"/>
             </w:tcBorders>
           </w:tcPr>
           <w:p>
@@ -13228,51 +13215,6 @@
               <w:widowControl/>
               <w:suppressAutoHyphens w:val="true"/>
               <w:overflowPunct w:val="false"/>
-              <w:bidi w:val="0"/>
-              <w:spacing w:lineRule="exact" w:line="198" w:before="0" w:after="0"/>
-              <w:ind w:hanging="0" w:start="0" w:end="0"/>
-              <w:jc w:val="start"/>
-              <w:rPr>
-                <w:rFonts w:ascii="Courier New" w:hAnsi="Courier New" w:eastAsia="NSimSun" w:cs="Arial"/>
-                <w:b/>
-                <w:bCs/>
-                <w:color w:val="FF0000"/>
-                <w:kern w:val="2"/>
-                <w:sz w:val="16"/>
-                <w:szCs w:val="16"/>
-                <w:lang w:val="es-MX" w:eastAsia="zh-CN" w:bidi="hi-IN"/>
-              </w:rPr>
-            </w:pPr>
-            <w:r>
-              <w:rPr>
-                <w:rFonts w:eastAsia="NSimSun" w:cs="Arial" w:ascii="Courier New" w:hAnsi="Courier New"/>
-                <w:b/>
-                <w:bCs/>
-                <w:color w:val="FF0000"/>
-                <w:kern w:val="2"/>
-                <w:sz w:val="16"/>
-                <w:szCs w:val="16"/>
-                <w:lang w:val="es-MX" w:eastAsia="zh-CN" w:bidi="hi-IN"/>
-              </w:rPr>
-              <w:t>¿Como se obtiene el valor?</w:t>
-            </w:r>
-          </w:p>
-        </w:tc>
-        <w:tc>
-          <w:tcPr>
-            <w:tcW w:w="1471" w:type="dxa"/>
-            <w:tcBorders>
-              <w:start w:val="single" w:sz="4" w:space="0" w:color="000000"/>
-              <w:bottom w:val="single" w:sz="4" w:space="0" w:color="000000"/>
-              <w:end w:val="single" w:sz="4" w:space="0" w:color="000000"/>
-            </w:tcBorders>
-          </w:tcPr>
-          <w:p>
-            <w:pPr>
-              <w:pStyle w:val="BodyText"/>
-              <w:widowControl/>
-              <w:suppressAutoHyphens w:val="true"/>
-              <w:overflowPunct w:val="true"/>
               <w:bidi w:val="0"/>
               <w:spacing w:lineRule="exact" w:line="198" w:before="0" w:after="0"/>
               <w:ind w:hanging="0" w:start="0" w:end="0"/>
@@ -13738,7 +13680,7 @@
     <w:pPr>
       <w:widowControl/>
       <w:suppressAutoHyphens w:val="true"/>
-      <w:overflowPunct w:val="true"/>
+      <w:overflowPunct w:val="false"/>
       <w:bidi w:val="0"/>
       <w:spacing w:before="0" w:after="0"/>
       <w:jc w:val="start"/>
